--- a/klagomål/A 52119-2025 FSC-klagomål.docx
+++ b/klagomål/A 52119-2025 FSC-klagomål.docx
@@ -706,7 +706,7 @@
     <w:r>
       <w:tab/>
       <w:tab/>
-      <w:t>2025-10-23</w:t>
+      <w:t>2025-10-24</w:t>
       <w:br/>
       <w:br/>
     </w:r>

--- a/klagomål/A 52119-2025 FSC-klagomål.docx
+++ b/klagomål/A 52119-2025 FSC-klagomål.docx
@@ -706,7 +706,7 @@
     <w:r>
       <w:tab/>
       <w:tab/>
-      <w:t>2025-10-24</w:t>
+      <w:t>2025-10-25</w:t>
       <w:br/>
       <w:br/>
     </w:r>

--- a/klagomål/A 52119-2025 FSC-klagomål.docx
+++ b/klagomål/A 52119-2025 FSC-klagomål.docx
@@ -706,7 +706,7 @@
     <w:r>
       <w:tab/>
       <w:tab/>
-      <w:t>2025-10-25</w:t>
+      <w:t>2025-10-26</w:t>
       <w:br/>
       <w:br/>
     </w:r>

--- a/klagomål/A 52119-2025 FSC-klagomål.docx
+++ b/klagomål/A 52119-2025 FSC-klagomål.docx
@@ -706,7 +706,7 @@
     <w:r>
       <w:tab/>
       <w:tab/>
-      <w:t>2025-10-26</w:t>
+      <w:t>2025-10-27</w:t>
       <w:br/>
       <w:br/>
     </w:r>

--- a/klagomål/A 52119-2025 FSC-klagomål.docx
+++ b/klagomål/A 52119-2025 FSC-klagomål.docx
@@ -706,7 +706,7 @@
     <w:r>
       <w:tab/>
       <w:tab/>
-      <w:t>2025-10-27</w:t>
+      <w:t>2025-10-28</w:t>
       <w:br/>
       <w:br/>
     </w:r>

--- a/klagomål/A 52119-2025 FSC-klagomål.docx
+++ b/klagomål/A 52119-2025 FSC-klagomål.docx
@@ -706,7 +706,7 @@
     <w:r>
       <w:tab/>
       <w:tab/>
-      <w:t>2025-10-28</w:t>
+      <w:t>2025-10-29</w:t>
       <w:br/>
       <w:br/>
     </w:r>

--- a/klagomål/A 52119-2025 FSC-klagomål.docx
+++ b/klagomål/A 52119-2025 FSC-klagomål.docx
@@ -706,7 +706,7 @@
     <w:r>
       <w:tab/>
       <w:tab/>
-      <w:t>2025-10-29</w:t>
+      <w:t>2025-10-30</w:t>
       <w:br/>
       <w:br/>
     </w:r>

--- a/klagomål/A 52119-2025 FSC-klagomål.docx
+++ b/klagomål/A 52119-2025 FSC-klagomål.docx
@@ -706,7 +706,7 @@
     <w:r>
       <w:tab/>
       <w:tab/>
-      <w:t>2025-10-30</w:t>
+      <w:t>2025-10-31</w:t>
       <w:br/>
       <w:br/>
     </w:r>

--- a/klagomål/A 52119-2025 FSC-klagomål.docx
+++ b/klagomål/A 52119-2025 FSC-klagomål.docx
@@ -706,7 +706,7 @@
     <w:r>
       <w:tab/>
       <w:tab/>
-      <w:t>2025-10-31</w:t>
+      <w:t>2025-11-01</w:t>
       <w:br/>
       <w:br/>
     </w:r>

--- a/klagomål/A 52119-2025 FSC-klagomål.docx
+++ b/klagomål/A 52119-2025 FSC-klagomål.docx
@@ -706,7 +706,7 @@
     <w:r>
       <w:tab/>
       <w:tab/>
-      <w:t>2025-11-01</w:t>
+      <w:t>2025-11-02</w:t>
       <w:br/>
       <w:br/>
     </w:r>

--- a/klagomål/A 52119-2025 FSC-klagomål.docx
+++ b/klagomål/A 52119-2025 FSC-klagomål.docx
@@ -706,7 +706,7 @@
     <w:r>
       <w:tab/>
       <w:tab/>
-      <w:t>2025-11-02</w:t>
+      <w:t>2025-11-03</w:t>
       <w:br/>
       <w:br/>
     </w:r>

--- a/klagomål/A 52119-2025 FSC-klagomål.docx
+++ b/klagomål/A 52119-2025 FSC-klagomål.docx
@@ -706,7 +706,7 @@
     <w:r>
       <w:tab/>
       <w:tab/>
-      <w:t>2025-11-03</w:t>
+      <w:t>2025-11-04</w:t>
       <w:br/>
       <w:br/>
     </w:r>

--- a/klagomål/A 52119-2025 FSC-klagomål.docx
+++ b/klagomål/A 52119-2025 FSC-klagomål.docx
@@ -706,7 +706,7 @@
     <w:r>
       <w:tab/>
       <w:tab/>
-      <w:t>2025-11-04</w:t>
+      <w:t>2025-11-05</w:t>
       <w:br/>
       <w:br/>
     </w:r>

--- a/klagomål/A 52119-2025 FSC-klagomål.docx
+++ b/klagomål/A 52119-2025 FSC-klagomål.docx
@@ -706,7 +706,7 @@
     <w:r>
       <w:tab/>
       <w:tab/>
-      <w:t>2025-11-05</w:t>
+      <w:t>2025-11-06</w:t>
       <w:br/>
       <w:br/>
     </w:r>

--- a/klagomål/A 52119-2025 FSC-klagomål.docx
+++ b/klagomål/A 52119-2025 FSC-klagomål.docx
@@ -706,7 +706,7 @@
     <w:r>
       <w:tab/>
       <w:tab/>
-      <w:t>2025-11-06</w:t>
+      <w:t>2025-11-07</w:t>
       <w:br/>
       <w:br/>
     </w:r>

--- a/klagomål/A 52119-2025 FSC-klagomål.docx
+++ b/klagomål/A 52119-2025 FSC-klagomål.docx
@@ -706,7 +706,7 @@
     <w:r>
       <w:tab/>
       <w:tab/>
-      <w:t>2025-11-07</w:t>
+      <w:t>2025-11-08</w:t>
       <w:br/>
       <w:br/>
     </w:r>

--- a/klagomål/A 52119-2025 FSC-klagomål.docx
+++ b/klagomål/A 52119-2025 FSC-klagomål.docx
@@ -706,7 +706,7 @@
     <w:r>
       <w:tab/>
       <w:tab/>
-      <w:t>2025-11-08</w:t>
+      <w:t>2025-11-09</w:t>
       <w:br/>
       <w:br/>
     </w:r>

--- a/klagomål/A 52119-2025 FSC-klagomål.docx
+++ b/klagomål/A 52119-2025 FSC-klagomål.docx
@@ -706,7 +706,7 @@
     <w:r>
       <w:tab/>
       <w:tab/>
-      <w:t>2025-11-09</w:t>
+      <w:t>2025-11-10</w:t>
       <w:br/>
       <w:br/>
     </w:r>

--- a/klagomål/A 52119-2025 FSC-klagomål.docx
+++ b/klagomål/A 52119-2025 FSC-klagomål.docx
@@ -706,7 +706,7 @@
     <w:r>
       <w:tab/>
       <w:tab/>
-      <w:t>2025-11-10</w:t>
+      <w:t>2025-11-11</w:t>
       <w:br/>
       <w:br/>
     </w:r>

--- a/klagomål/A 52119-2025 FSC-klagomål.docx
+++ b/klagomål/A 52119-2025 FSC-klagomål.docx
@@ -706,7 +706,7 @@
     <w:r>
       <w:tab/>
       <w:tab/>
-      <w:t>2025-11-11</w:t>
+      <w:t>2025-11-12</w:t>
       <w:br/>
       <w:br/>
     </w:r>

--- a/klagomål/A 52119-2025 FSC-klagomål.docx
+++ b/klagomål/A 52119-2025 FSC-klagomål.docx
@@ -706,7 +706,7 @@
     <w:r>
       <w:tab/>
       <w:tab/>
-      <w:t>2025-11-12</w:t>
+      <w:t>2025-11-13</w:t>
       <w:br/>
       <w:br/>
     </w:r>

--- a/klagomål/A 52119-2025 FSC-klagomål.docx
+++ b/klagomål/A 52119-2025 FSC-klagomål.docx
@@ -706,7 +706,7 @@
     <w:r>
       <w:tab/>
       <w:tab/>
-      <w:t>2025-11-13</w:t>
+      <w:t>2025-11-14</w:t>
       <w:br/>
       <w:br/>
     </w:r>

--- a/klagomål/A 52119-2025 FSC-klagomål.docx
+++ b/klagomål/A 52119-2025 FSC-klagomål.docx
@@ -706,7 +706,7 @@
     <w:r>
       <w:tab/>
       <w:tab/>
-      <w:t>2025-11-14</w:t>
+      <w:t>2025-11-15</w:t>
       <w:br/>
       <w:br/>
     </w:r>

--- a/klagomål/A 52119-2025 FSC-klagomål.docx
+++ b/klagomål/A 52119-2025 FSC-klagomål.docx
@@ -706,7 +706,7 @@
     <w:r>
       <w:tab/>
       <w:tab/>
-      <w:t>2025-11-15</w:t>
+      <w:t>2025-11-20</w:t>
       <w:br/>
       <w:br/>
     </w:r>

--- a/klagomål/A 52119-2025 FSC-klagomål.docx
+++ b/klagomål/A 52119-2025 FSC-klagomål.docx
@@ -706,7 +706,7 @@
     <w:r>
       <w:tab/>
       <w:tab/>
-      <w:t>2025-11-20</w:t>
+      <w:t>2025-11-21</w:t>
       <w:br/>
       <w:br/>
     </w:r>

--- a/klagomål/A 52119-2025 FSC-klagomål.docx
+++ b/klagomål/A 52119-2025 FSC-klagomål.docx
@@ -706,7 +706,7 @@
     <w:r>
       <w:tab/>
       <w:tab/>
-      <w:t>2025-11-21</w:t>
+      <w:t>2025-11-22</w:t>
       <w:br/>
       <w:br/>
     </w:r>

--- a/klagomål/A 52119-2025 FSC-klagomål.docx
+++ b/klagomål/A 52119-2025 FSC-klagomål.docx
@@ -706,7 +706,7 @@
     <w:r>
       <w:tab/>
       <w:tab/>
-      <w:t>2025-11-22</w:t>
+      <w:t>2025-11-23</w:t>
       <w:br/>
       <w:br/>
     </w:r>

--- a/klagomål/A 52119-2025 FSC-klagomål.docx
+++ b/klagomål/A 52119-2025 FSC-klagomål.docx
@@ -706,7 +706,7 @@
     <w:r>
       <w:tab/>
       <w:tab/>
-      <w:t>2025-11-23</w:t>
+      <w:t>2025-11-24</w:t>
       <w:br/>
       <w:br/>
     </w:r>

--- a/klagomål/A 52119-2025 FSC-klagomål.docx
+++ b/klagomål/A 52119-2025 FSC-klagomål.docx
@@ -706,7 +706,7 @@
     <w:r>
       <w:tab/>
       <w:tab/>
-      <w:t>2025-11-24</w:t>
+      <w:t>2025-11-25</w:t>
       <w:br/>
       <w:br/>
     </w:r>

--- a/klagomål/A 52119-2025 FSC-klagomål.docx
+++ b/klagomål/A 52119-2025 FSC-klagomål.docx
@@ -706,7 +706,7 @@
     <w:r>
       <w:tab/>
       <w:tab/>
-      <w:t>2025-11-25</w:t>
+      <w:t>2025-11-26</w:t>
       <w:br/>
       <w:br/>
     </w:r>

--- a/klagomål/A 52119-2025 FSC-klagomål.docx
+++ b/klagomål/A 52119-2025 FSC-klagomål.docx
@@ -706,7 +706,7 @@
     <w:r>
       <w:tab/>
       <w:tab/>
-      <w:t>2025-11-26</w:t>
+      <w:t>2025-11-27</w:t>
       <w:br/>
       <w:br/>
     </w:r>

--- a/klagomål/A 52119-2025 FSC-klagomål.docx
+++ b/klagomål/A 52119-2025 FSC-klagomål.docx
@@ -706,7 +706,7 @@
     <w:r>
       <w:tab/>
       <w:tab/>
-      <w:t>2025-11-27</w:t>
+      <w:t>2025-11-28</w:t>
       <w:br/>
       <w:br/>
     </w:r>

--- a/klagomål/A 52119-2025 FSC-klagomål.docx
+++ b/klagomål/A 52119-2025 FSC-klagomål.docx
@@ -706,7 +706,7 @@
     <w:r>
       <w:tab/>
       <w:tab/>
-      <w:t>2025-11-28</w:t>
+      <w:t>2025-11-29</w:t>
       <w:br/>
       <w:br/>
     </w:r>

--- a/klagomål/A 52119-2025 FSC-klagomål.docx
+++ b/klagomål/A 52119-2025 FSC-klagomål.docx
@@ -706,7 +706,7 @@
     <w:r>
       <w:tab/>
       <w:tab/>
-      <w:t>2025-11-29</w:t>
+      <w:t>2025-11-30</w:t>
       <w:br/>
       <w:br/>
     </w:r>

--- a/klagomål/A 52119-2025 FSC-klagomål.docx
+++ b/klagomål/A 52119-2025 FSC-klagomål.docx
@@ -706,7 +706,7 @@
     <w:r>
       <w:tab/>
       <w:tab/>
-      <w:t>2025-11-30</w:t>
+      <w:t>2025-12-01</w:t>
       <w:br/>
       <w:br/>
     </w:r>

--- a/klagomål/A 52119-2025 FSC-klagomål.docx
+++ b/klagomål/A 52119-2025 FSC-klagomål.docx
@@ -706,7 +706,7 @@
     <w:r>
       <w:tab/>
       <w:tab/>
-      <w:t>2025-12-01</w:t>
+      <w:t>2025-12-02</w:t>
       <w:br/>
       <w:br/>
     </w:r>

--- a/klagomål/A 52119-2025 FSC-klagomål.docx
+++ b/klagomål/A 52119-2025 FSC-klagomål.docx
@@ -706,7 +706,7 @@
     <w:r>
       <w:tab/>
       <w:tab/>
-      <w:t>2025-12-02</w:t>
+      <w:t>2025-12-03</w:t>
       <w:br/>
       <w:br/>
     </w:r>

--- a/klagomål/A 52119-2025 FSC-klagomål.docx
+++ b/klagomål/A 52119-2025 FSC-klagomål.docx
@@ -706,7 +706,7 @@
     <w:r>
       <w:tab/>
       <w:tab/>
-      <w:t>2025-12-03</w:t>
+      <w:t>2025-12-04</w:t>
       <w:br/>
       <w:br/>
     </w:r>

--- a/klagomål/A 52119-2025 FSC-klagomål.docx
+++ b/klagomål/A 52119-2025 FSC-klagomål.docx
@@ -706,7 +706,7 @@
     <w:r>
       <w:tab/>
       <w:tab/>
-      <w:t>2025-12-04</w:t>
+      <w:t>2025-12-05</w:t>
       <w:br/>
       <w:br/>
     </w:r>

--- a/klagomål/A 52119-2025 FSC-klagomål.docx
+++ b/klagomål/A 52119-2025 FSC-klagomål.docx
@@ -706,7 +706,7 @@
     <w:r>
       <w:tab/>
       <w:tab/>
-      <w:t>2025-12-05</w:t>
+      <w:t>2025-12-06</w:t>
       <w:br/>
       <w:br/>
     </w:r>

--- a/klagomål/A 52119-2025 FSC-klagomål.docx
+++ b/klagomål/A 52119-2025 FSC-klagomål.docx
@@ -706,7 +706,7 @@
     <w:r>
       <w:tab/>
       <w:tab/>
-      <w:t>2025-12-06</w:t>
+      <w:t>2025-12-07</w:t>
       <w:br/>
       <w:br/>
     </w:r>

--- a/klagomål/A 52119-2025 FSC-klagomål.docx
+++ b/klagomål/A 52119-2025 FSC-klagomål.docx
@@ -706,7 +706,7 @@
     <w:r>
       <w:tab/>
       <w:tab/>
-      <w:t>2025-12-07</w:t>
+      <w:t>2025-12-08</w:t>
       <w:br/>
       <w:br/>
     </w:r>

--- a/klagomål/A 52119-2025 FSC-klagomål.docx
+++ b/klagomål/A 52119-2025 FSC-klagomål.docx
@@ -706,7 +706,7 @@
     <w:r>
       <w:tab/>
       <w:tab/>
-      <w:t>2025-12-08</w:t>
+      <w:t>2025-12-09</w:t>
       <w:br/>
       <w:br/>
     </w:r>

--- a/klagomål/A 52119-2025 FSC-klagomål.docx
+++ b/klagomål/A 52119-2025 FSC-klagomål.docx
@@ -706,7 +706,7 @@
     <w:r>
       <w:tab/>
       <w:tab/>
-      <w:t>2025-12-09</w:t>
+      <w:t>2025-12-10</w:t>
       <w:br/>
       <w:br/>
     </w:r>

--- a/klagomål/A 52119-2025 FSC-klagomål.docx
+++ b/klagomål/A 52119-2025 FSC-klagomål.docx
@@ -706,7 +706,7 @@
     <w:r>
       <w:tab/>
       <w:tab/>
-      <w:t>2025-12-10</w:t>
+      <w:t>2025-12-11</w:t>
       <w:br/>
       <w:br/>
     </w:r>

--- a/klagomål/A 52119-2025 FSC-klagomål.docx
+++ b/klagomål/A 52119-2025 FSC-klagomål.docx
@@ -706,7 +706,7 @@
     <w:r>
       <w:tab/>
       <w:tab/>
-      <w:t>2025-12-11</w:t>
+      <w:t>2025-12-12</w:t>
       <w:br/>
       <w:br/>
     </w:r>

--- a/klagomål/A 52119-2025 FSC-klagomål.docx
+++ b/klagomål/A 52119-2025 FSC-klagomål.docx
@@ -706,7 +706,7 @@
     <w:r>
       <w:tab/>
       <w:tab/>
-      <w:t>2025-12-12</w:t>
+      <w:t>2025-12-13</w:t>
       <w:br/>
       <w:br/>
     </w:r>

--- a/klagomål/A 52119-2025 FSC-klagomål.docx
+++ b/klagomål/A 52119-2025 FSC-klagomål.docx
@@ -706,7 +706,7 @@
     <w:r>
       <w:tab/>
       <w:tab/>
-      <w:t>2025-12-19</w:t>
+      <w:t>2025-12-20</w:t>
       <w:br/>
       <w:br/>
     </w:r>

--- a/klagomål/A 52119-2025 FSC-klagomål.docx
+++ b/klagomål/A 52119-2025 FSC-klagomål.docx
@@ -706,7 +706,7 @@
     <w:r>
       <w:tab/>
       <w:tab/>
-      <w:t>2025-12-20</w:t>
+      <w:t>2025-12-21</w:t>
       <w:br/>
       <w:br/>
     </w:r>

--- a/klagomål/A 52119-2025 FSC-klagomål.docx
+++ b/klagomål/A 52119-2025 FSC-klagomål.docx
@@ -706,7 +706,7 @@
     <w:r>
       <w:tab/>
       <w:tab/>
-      <w:t>2025-12-21</w:t>
+      <w:t>2025-12-22</w:t>
       <w:br/>
       <w:br/>
     </w:r>

--- a/klagomål/A 52119-2025 FSC-klagomål.docx
+++ b/klagomål/A 52119-2025 FSC-klagomål.docx
@@ -706,7 +706,7 @@
     <w:r>
       <w:tab/>
       <w:tab/>
-      <w:t>2025-12-22</w:t>
+      <w:t>2025-12-26</w:t>
       <w:br/>
       <w:br/>
     </w:r>

--- a/klagomål/A 52119-2025 FSC-klagomål.docx
+++ b/klagomål/A 52119-2025 FSC-klagomål.docx
@@ -706,7 +706,7 @@
     <w:r>
       <w:tab/>
       <w:tab/>
-      <w:t>2026-01-03</w:t>
+      <w:t>2026-01-04</w:t>
       <w:br/>
       <w:br/>
     </w:r>

--- a/klagomål/A 52119-2025 FSC-klagomål.docx
+++ b/klagomål/A 52119-2025 FSC-klagomål.docx
@@ -706,7 +706,7 @@
     <w:r>
       <w:tab/>
       <w:tab/>
-      <w:t>2026-01-07</w:t>
+      <w:t>2026-01-08</w:t>
       <w:br/>
       <w:br/>
     </w:r>

--- a/klagomål/A 52119-2025 FSC-klagomål.docx
+++ b/klagomål/A 52119-2025 FSC-klagomål.docx
@@ -706,7 +706,7 @@
     <w:r>
       <w:tab/>
       <w:tab/>
-      <w:t>2026-01-08</w:t>
+      <w:t>2026-01-09</w:t>
       <w:br/>
       <w:br/>
     </w:r>

--- a/klagomål/A 52119-2025 FSC-klagomål.docx
+++ b/klagomål/A 52119-2025 FSC-klagomål.docx
@@ -706,7 +706,7 @@
     <w:r>
       <w:tab/>
       <w:tab/>
-      <w:t>2026-01-09</w:t>
+      <w:t>2026-01-10</w:t>
       <w:br/>
       <w:br/>
     </w:r>

--- a/klagomål/A 52119-2025 FSC-klagomål.docx
+++ b/klagomål/A 52119-2025 FSC-klagomål.docx
@@ -706,7 +706,7 @@
     <w:r>
       <w:tab/>
       <w:tab/>
-      <w:t>2026-01-10</w:t>
+      <w:t>2026-01-11</w:t>
       <w:br/>
       <w:br/>
     </w:r>

--- a/klagomål/A 52119-2025 FSC-klagomål.docx
+++ b/klagomål/A 52119-2025 FSC-klagomål.docx
@@ -706,7 +706,7 @@
     <w:r>
       <w:tab/>
       <w:tab/>
-      <w:t>2026-01-11</w:t>
+      <w:t>2026-01-12</w:t>
       <w:br/>
       <w:br/>
     </w:r>

--- a/klagomål/A 52119-2025 FSC-klagomål.docx
+++ b/klagomål/A 52119-2025 FSC-klagomål.docx
@@ -706,7 +706,7 @@
     <w:r>
       <w:tab/>
       <w:tab/>
-      <w:t>2026-01-12</w:t>
+      <w:t>2026-01-13</w:t>
       <w:br/>
       <w:br/>
     </w:r>

--- a/klagomål/A 52119-2025 FSC-klagomål.docx
+++ b/klagomål/A 52119-2025 FSC-klagomål.docx
@@ -706,7 +706,7 @@
     <w:r>
       <w:tab/>
       <w:tab/>
-      <w:t>2026-01-13</w:t>
+      <w:t>2026-01-14</w:t>
       <w:br/>
       <w:br/>
     </w:r>

--- a/klagomål/A 52119-2025 FSC-klagomål.docx
+++ b/klagomål/A 52119-2025 FSC-klagomål.docx
@@ -706,7 +706,7 @@
     <w:r>
       <w:tab/>
       <w:tab/>
-      <w:t>2026-01-14</w:t>
+      <w:t>2026-01-15</w:t>
       <w:br/>
       <w:br/>
     </w:r>

--- a/klagomål/A 52119-2025 FSC-klagomål.docx
+++ b/klagomål/A 52119-2025 FSC-klagomål.docx
@@ -706,7 +706,7 @@
     <w:r>
       <w:tab/>
       <w:tab/>
-      <w:t>2026-01-15</w:t>
+      <w:t>2026-01-16</w:t>
       <w:br/>
       <w:br/>
     </w:r>

--- a/klagomål/A 52119-2025 FSC-klagomål.docx
+++ b/klagomål/A 52119-2025 FSC-klagomål.docx
@@ -706,7 +706,7 @@
     <w:r>
       <w:tab/>
       <w:tab/>
-      <w:t>2026-01-16</w:t>
+      <w:t>2026-01-17</w:t>
       <w:br/>
       <w:br/>
     </w:r>

--- a/klagomål/A 52119-2025 FSC-klagomål.docx
+++ b/klagomål/A 52119-2025 FSC-klagomål.docx
@@ -706,7 +706,7 @@
     <w:r>
       <w:tab/>
       <w:tab/>
-      <w:t>2026-01-17</w:t>
+      <w:t>2026-01-18</w:t>
       <w:br/>
       <w:br/>
     </w:r>

--- a/klagomål/A 52119-2025 FSC-klagomål.docx
+++ b/klagomål/A 52119-2025 FSC-klagomål.docx
@@ -706,7 +706,7 @@
     <w:r>
       <w:tab/>
       <w:tab/>
-      <w:t>2026-01-18</w:t>
+      <w:t>2026-01-19</w:t>
       <w:br/>
       <w:br/>
     </w:r>

--- a/klagomål/A 52119-2025 FSC-klagomål.docx
+++ b/klagomål/A 52119-2025 FSC-klagomål.docx
@@ -706,7 +706,7 @@
     <w:r>
       <w:tab/>
       <w:tab/>
-      <w:t>2026-01-19</w:t>
+      <w:t>2026-01-20</w:t>
       <w:br/>
       <w:br/>
     </w:r>

--- a/klagomål/A 52119-2025 FSC-klagomål.docx
+++ b/klagomål/A 52119-2025 FSC-klagomål.docx
@@ -706,7 +706,7 @@
     <w:r>
       <w:tab/>
       <w:tab/>
-      <w:t>2026-01-20</w:t>
+      <w:t>2026-01-21</w:t>
       <w:br/>
       <w:br/>
     </w:r>

--- a/klagomål/A 52119-2025 FSC-klagomål.docx
+++ b/klagomål/A 52119-2025 FSC-klagomål.docx
@@ -706,7 +706,7 @@
     <w:r>
       <w:tab/>
       <w:tab/>
-      <w:t>2026-01-21</w:t>
+      <w:t>2026-01-23</w:t>
       <w:br/>
       <w:br/>
     </w:r>

--- a/klagomål/A 52119-2025 FSC-klagomål.docx
+++ b/klagomål/A 52119-2025 FSC-klagomål.docx
@@ -706,7 +706,7 @@
     <w:r>
       <w:tab/>
       <w:tab/>
-      <w:t>2026-01-23</w:t>
+      <w:t>2026-01-24</w:t>
       <w:br/>
       <w:br/>
     </w:r>

--- a/klagomål/A 52119-2025 FSC-klagomål.docx
+++ b/klagomål/A 52119-2025 FSC-klagomål.docx
@@ -706,7 +706,7 @@
     <w:r>
       <w:tab/>
       <w:tab/>
-      <w:t>2026-01-24</w:t>
+      <w:t>2026-01-25</w:t>
       <w:br/>
       <w:br/>
     </w:r>

--- a/klagomål/A 52119-2025 FSC-klagomål.docx
+++ b/klagomål/A 52119-2025 FSC-klagomål.docx
@@ -706,7 +706,7 @@
     <w:r>
       <w:tab/>
       <w:tab/>
-      <w:t>2026-01-25</w:t>
+      <w:t>2026-01-26</w:t>
       <w:br/>
       <w:br/>
     </w:r>

--- a/klagomål/A 52119-2025 FSC-klagomål.docx
+++ b/klagomål/A 52119-2025 FSC-klagomål.docx
@@ -706,7 +706,7 @@
     <w:r>
       <w:tab/>
       <w:tab/>
-      <w:t>2026-01-26</w:t>
+      <w:t>2026-01-27</w:t>
       <w:br/>
       <w:br/>
     </w:r>

--- a/klagomål/A 52119-2025 FSC-klagomål.docx
+++ b/klagomål/A 52119-2025 FSC-klagomål.docx
@@ -706,7 +706,7 @@
     <w:r>
       <w:tab/>
       <w:tab/>
-      <w:t>2026-01-27</w:t>
+      <w:t>2026-01-28</w:t>
       <w:br/>
       <w:br/>
     </w:r>

--- a/klagomål/A 52119-2025 FSC-klagomål.docx
+++ b/klagomål/A 52119-2025 FSC-klagomål.docx
@@ -112,7 +112,7 @@
         <w:pStyle w:val="ListBullet"/>
       </w:pPr>
       <w:r>
-        <w:t>Om ett ombud (tex Norra skog eller Mellanskog) avverkningsanmäler en skog med naturvärden motsvarande nyckelbiotops kvalité men markägaren inte är FSC certifierad, bör du skicka in ett FSC kontrollerat virke klagomål. Då ska klagomålet skickas till ombudsföretaget.</w:t>
+        <w:t>Om ett ombud (tex Norra skog eller Mellanskog) avverkningsanmäler en skog med naturvärden motsvarande nyckelbiotops kvalitet men markägaren inte är FSC certifierad, bör du skicka in ett FSC kontrollerat virke klagomål. Då ska klagomålet skickas till ombudsföretaget.</w:t>
       </w:r>
     </w:p>
     <w:p>
@@ -251,10 +251,77 @@
         <w:rPr>
           <w:b/>
         </w:rPr>
+        <w:t>Bårdlav</w:t>
+      </w:r>
+      <w:r>
+        <w:t xml:space="preserve"> signalerar miljöer med höga naturvärden och på lokalerna finns vanligtvis många andra ovanliga och rödlistade arter. Den visar även på platser med hög och jämn luftfuktighet. Bårdlav är typisk art för </w:t>
+      </w:r>
+      <w:r>
+        <w:rPr>
+          <w:i/>
+        </w:rPr>
+        <w:t xml:space="preserve">9010 Taiga, 9020 Nordlig ädellövskog, 9070 Trädklädd betesmark, 9110 Näringsfattig bokskog, 9160 Näringsrik ekskog, 9180 Ädellövskog i branter </w:t>
+      </w:r>
+      <w:r>
+        <w:t>och</w:t>
+      </w:r>
+      <w:r>
+        <w:rPr>
+          <w:i/>
+        </w:rPr>
+        <w:t xml:space="preserve"> 9190 Näringsfattig ekskog</w:t>
+      </w:r>
+      <w:r>
+        <w:t xml:space="preserve"> (SLU Artdatabanken, 2025; Nitare &amp; Skogsstyrelsen, 2019).</w:t>
+      </w:r>
+    </w:p>
+    <w:p>
+      <w:r>
+        <w:rPr>
+          <w:b/>
+        </w:rPr>
         <w:t>Korallblylav</w:t>
       </w:r>
       <w:r>
-        <w:t xml:space="preserve"> växer på bark av asp, ask, rönn, sälg, bok och lönn och signalerar överallt skogsbestånd med höga naturvärden och den följs nästan alltid av andra ovanliga och rödlistade arter. Den indikerar hög och jämn luftfuktighet och växer främst i områden med lång skoglig kontinuitet där det funnits ett ständigt inslag av gamla lövträd (SLU Artdatabanken, 2024; Nitare &amp; Skogsstyrelsen, 2019).</w:t>
+        <w:t xml:space="preserve"> växer på bark av asp, ask, rönn, sälg, bok och lönn och signalerar överallt skogsbestånd med höga naturvärden och den följs nästan alltid av andra ovanliga och rödlistade arter. Den indikerar hög och jämn luftfuktighet och växer främst i områden med lång skoglig kontinuitet där det funnits ett ständigt inslag av gamla lövträd. Korallblylav är typisk art för </w:t>
+      </w:r>
+      <w:r>
+        <w:rPr>
+          <w:i/>
+        </w:rPr>
+        <w:t xml:space="preserve">9020 Nordlig ädellövskog, 9070 Trädklädd betesmark, 9160 Näringsrik ekskog, 9180 Ädellövskog i branter </w:t>
+      </w:r>
+      <w:r>
+        <w:t>och</w:t>
+      </w:r>
+      <w:r>
+        <w:rPr>
+          <w:i/>
+        </w:rPr>
+        <w:t xml:space="preserve"> 9190 Näringsfattig ekskog</w:t>
+      </w:r>
+      <w:r>
+        <w:t xml:space="preserve"> (SLU Artdatabanken, 2024; Nitare &amp; Skogsstyrelsen, 2019).</w:t>
+      </w:r>
+    </w:p>
+    <w:p>
+      <w:r>
+        <w:rPr>
+          <w:b/>
+        </w:rPr>
+        <w:t>Kransrams</w:t>
+      </w:r>
+      <w:r>
+        <w:t xml:space="preserve"> är typisk art för </w:t>
+      </w:r>
+      <w:r>
+        <w:rPr>
+          <w:i/>
+        </w:rPr>
+        <w:t xml:space="preserve">9020 Nordlig ädellövskog </w:t>
+      </w:r>
+      <w:r>
+        <w:t>(SLU Artdatabanken, 2025).</w:t>
       </w:r>
     </w:p>
     <w:p>
@@ -265,7 +332,25 @@
         <w:t xml:space="preserve">Skinnlav </w:t>
       </w:r>
       <w:r>
-        <w:t>förekommer på diverse lövträd, främst på gammal asp och sälg. Den påträffas främst i områden med lång kontinuitet av grova lövträd och signalerar skogsmark med höga naturvärden. På lokalerna förekommer som regel ett flertal andra ovanliga eller rödlistade lavar. I likhet med gelélavarna, etablerar sig skinnlaven i skogsmark på grova aspar i sena lövsuccessioner (Nitare &amp; Skogsstyrelsen, 2019).</w:t>
+        <w:t xml:space="preserve">förekommer på diverse lövträd, främst på gammal asp och sälg. Den påträffas främst i områden med lång kontinuitet av grova lövträd och signalerar skogsmark med höga naturvärden. På lokalerna förekommer som regel ett flertal andra ovanliga eller rödlistade lavar. I likhet med gelélavarna, etablerar sig skinnlaven i skogsmark på grova aspar i sena lövsuccessioner. Skinnlav är typisk art för </w:t>
+      </w:r>
+      <w:r>
+        <w:rPr>
+          <w:i/>
+        </w:rPr>
+        <w:t xml:space="preserve">9010 Taiga, 9020 Nordlig ädellövskog </w:t>
+      </w:r>
+      <w:r>
+        <w:t xml:space="preserve">och </w:t>
+      </w:r>
+      <w:r>
+        <w:rPr>
+          <w:i/>
+        </w:rPr>
+        <w:t xml:space="preserve">9070 Trädklädd betesmark </w:t>
+      </w:r>
+      <w:r>
+        <w:t>(Nitare &amp; Skogsstyrelsen, 2019; SLU Artdatabanken, 2025).</w:t>
       </w:r>
     </w:p>
     <w:p>
@@ -285,7 +370,25 @@
         <w:t>Plectocarpon scrobiculatae</w:t>
       </w:r>
       <w:r>
-        <w:t xml:space="preserve"> (EN) (SLU Artdatabanken, 2024; Nitare &amp; Skogsstyrelsen, 2019).</w:t>
+        <w:t xml:space="preserve"> (EN). Skrovellav är typisk art för </w:t>
+      </w:r>
+      <w:r>
+        <w:rPr>
+          <w:i/>
+        </w:rPr>
+        <w:t xml:space="preserve">9010 Taiga, 9020 Nordlig ädellövskog, 9040 Fjällbjörkskog, 9070 Trädklädd betesmark, 9160 Näringsrik ekskog, 9180 Ädellövskog i branter, 9190 Näringsfattig ekskog, 8210 Kalkbranter </w:t>
+      </w:r>
+      <w:r>
+        <w:t xml:space="preserve">och </w:t>
+      </w:r>
+      <w:r>
+        <w:rPr>
+          <w:i/>
+        </w:rPr>
+        <w:t>6530 Lövängar</w:t>
+      </w:r>
+      <w:r>
+        <w:t xml:space="preserve"> (SLU Artdatabanken, 2024; Nitare &amp; Skogsstyrelsen, 2019).</w:t>
       </w:r>
     </w:p>
     <w:p>
@@ -706,7 +809,7 @@
     <w:r>
       <w:tab/>
       <w:tab/>
-      <w:t>2026-01-28</w:t>
+      <w:t>2026-01-29</w:t>
       <w:br/>
       <w:br/>
     </w:r>

--- a/klagomål/A 52119-2025 FSC-klagomål.docx
+++ b/klagomål/A 52119-2025 FSC-klagomål.docx
@@ -809,7 +809,7 @@
     <w:r>
       <w:tab/>
       <w:tab/>
-      <w:t>2026-01-29</w:t>
+      <w:t>2026-01-30</w:t>
       <w:br/>
       <w:br/>
     </w:r>

--- a/klagomål/A 52119-2025 FSC-klagomål.docx
+++ b/klagomål/A 52119-2025 FSC-klagomål.docx
@@ -809,7 +809,7 @@
     <w:r>
       <w:tab/>
       <w:tab/>
-      <w:t>2026-01-30</w:t>
+      <w:t>2026-01-31</w:t>
       <w:br/>
       <w:br/>
     </w:r>

--- a/klagomål/A 52119-2025 FSC-klagomål.docx
+++ b/klagomål/A 52119-2025 FSC-klagomål.docx
@@ -809,7 +809,7 @@
     <w:r>
       <w:tab/>
       <w:tab/>
-      <w:t>2026-01-31</w:t>
+      <w:t>2026-02-01</w:t>
       <w:br/>
       <w:br/>
     </w:r>

--- a/klagomål/A 52119-2025 FSC-klagomål.docx
+++ b/klagomål/A 52119-2025 FSC-klagomål.docx
@@ -809,7 +809,7 @@
     <w:r>
       <w:tab/>
       <w:tab/>
-      <w:t>2026-02-22</w:t>
+      <w:t>2026-02-23</w:t>
       <w:br/>
       <w:br/>
     </w:r>

--- a/klagomål/A 52119-2025 FSC-klagomål.docx
+++ b/klagomål/A 52119-2025 FSC-klagomål.docx
@@ -809,7 +809,7 @@
     <w:r>
       <w:tab/>
       <w:tab/>
-      <w:t>2026-02-23</w:t>
+      <w:t>2026-02-24</w:t>
       <w:br/>
       <w:br/>
     </w:r>

--- a/klagomål/A 52119-2025 FSC-klagomål.docx
+++ b/klagomål/A 52119-2025 FSC-klagomål.docx
@@ -809,7 +809,7 @@
     <w:r>
       <w:tab/>
       <w:tab/>
-      <w:t>2026-02-24</w:t>
+      <w:t>2026-02-25</w:t>
       <w:br/>
       <w:br/>
     </w:r>

--- a/klagomål/A 52119-2025 FSC-klagomål.docx
+++ b/klagomål/A 52119-2025 FSC-klagomål.docx
@@ -809,7 +809,7 @@
     <w:r>
       <w:tab/>
       <w:tab/>
-      <w:t>2026-02-25</w:t>
+      <w:t>2026-02-26</w:t>
       <w:br/>
       <w:br/>
     </w:r>

--- a/klagomål/A 52119-2025 FSC-klagomål.docx
+++ b/klagomål/A 52119-2025 FSC-klagomål.docx
@@ -809,7 +809,7 @@
     <w:r>
       <w:tab/>
       <w:tab/>
-      <w:t>2026-02-26</w:t>
+      <w:t>2026-02-28</w:t>
       <w:br/>
       <w:br/>
     </w:r>

--- a/klagomål/A 52119-2025 FSC-klagomål.docx
+++ b/klagomål/A 52119-2025 FSC-klagomål.docx
@@ -809,7 +809,7 @@
     <w:r>
       <w:tab/>
       <w:tab/>
-      <w:t>2026-02-28</w:t>
+      <w:t>2026-03-01</w:t>
       <w:br/>
       <w:br/>
     </w:r>

--- a/klagomål/A 52119-2025 FSC-klagomål.docx
+++ b/klagomål/A 52119-2025 FSC-klagomål.docx
@@ -809,7 +809,7 @@
     <w:r>
       <w:tab/>
       <w:tab/>
-      <w:t>2026-03-01</w:t>
+      <w:t>2026-03-02</w:t>
       <w:br/>
       <w:br/>
     </w:r>

--- a/klagomål/A 52119-2025 FSC-klagomål.docx
+++ b/klagomål/A 52119-2025 FSC-klagomål.docx
@@ -809,7 +809,7 @@
     <w:r>
       <w:tab/>
       <w:tab/>
-      <w:t>2026-03-02</w:t>
+      <w:t>2026-03-03</w:t>
       <w:br/>
       <w:br/>
     </w:r>

--- a/klagomål/A 52119-2025 FSC-klagomål.docx
+++ b/klagomål/A 52119-2025 FSC-klagomål.docx
@@ -809,7 +809,7 @@
     <w:r>
       <w:tab/>
       <w:tab/>
-      <w:t>2026-03-03</w:t>
+      <w:t>2026-03-04</w:t>
       <w:br/>
       <w:br/>
     </w:r>

--- a/klagomål/A 52119-2025 FSC-klagomål.docx
+++ b/klagomål/A 52119-2025 FSC-klagomål.docx
@@ -809,7 +809,7 @@
     <w:r>
       <w:tab/>
       <w:tab/>
-      <w:t>2026-03-04</w:t>
+      <w:t>2026-03-05</w:t>
       <w:br/>
       <w:br/>
     </w:r>

--- a/klagomål/A 52119-2025 FSC-klagomål.docx
+++ b/klagomål/A 52119-2025 FSC-klagomål.docx
@@ -809,7 +809,7 @@
     <w:r>
       <w:tab/>
       <w:tab/>
-      <w:t>2026-03-05</w:t>
+      <w:t>2026-03-06</w:t>
       <w:br/>
       <w:br/>
     </w:r>

--- a/klagomål/A 52119-2025 FSC-klagomål.docx
+++ b/klagomål/A 52119-2025 FSC-klagomål.docx
@@ -809,7 +809,7 @@
     <w:r>
       <w:tab/>
       <w:tab/>
-      <w:t>2026-03-06</w:t>
+      <w:t>2026-03-07</w:t>
       <w:br/>
       <w:br/>
     </w:r>

--- a/klagomål/A 52119-2025 FSC-klagomål.docx
+++ b/klagomål/A 52119-2025 FSC-klagomål.docx
@@ -809,7 +809,7 @@
     <w:r>
       <w:tab/>
       <w:tab/>
-      <w:t>2026-03-07</w:t>
+      <w:t>2026-03-08</w:t>
       <w:br/>
       <w:br/>
     </w:r>

--- a/klagomål/A 52119-2025 FSC-klagomål.docx
+++ b/klagomål/A 52119-2025 FSC-klagomål.docx
@@ -809,7 +809,7 @@
     <w:r>
       <w:tab/>
       <w:tab/>
-      <w:t>2026-03-08</w:t>
+      <w:t>2026-03-09</w:t>
       <w:br/>
       <w:br/>
     </w:r>

--- a/klagomål/A 52119-2025 FSC-klagomål.docx
+++ b/klagomål/A 52119-2025 FSC-klagomål.docx
@@ -809,7 +809,7 @@
     <w:r>
       <w:tab/>
       <w:tab/>
-      <w:t>2026-03-09</w:t>
+      <w:t>2026-03-10</w:t>
       <w:br/>
       <w:br/>
     </w:r>

--- a/klagomål/A 52119-2025 FSC-klagomål.docx
+++ b/klagomål/A 52119-2025 FSC-klagomål.docx
@@ -809,7 +809,7 @@
     <w:r>
       <w:tab/>
       <w:tab/>
-      <w:t>2026-03-10</w:t>
+      <w:t>2026-03-11</w:t>
       <w:br/>
       <w:br/>
     </w:r>

--- a/klagomål/A 52119-2025 FSC-klagomål.docx
+++ b/klagomål/A 52119-2025 FSC-klagomål.docx
@@ -809,7 +809,7 @@
     <w:r>
       <w:tab/>
       <w:tab/>
-      <w:t>2026-03-11</w:t>
+      <w:t>2026-03-12</w:t>
       <w:br/>
       <w:br/>
     </w:r>

--- a/klagomål/A 52119-2025 FSC-klagomål.docx
+++ b/klagomål/A 52119-2025 FSC-klagomål.docx
@@ -809,7 +809,7 @@
     <w:r>
       <w:tab/>
       <w:tab/>
-      <w:t>2026-03-12</w:t>
+      <w:t>2026-03-13</w:t>
       <w:br/>
       <w:br/>
     </w:r>

--- a/klagomål/A 52119-2025 FSC-klagomål.docx
+++ b/klagomål/A 52119-2025 FSC-klagomål.docx
@@ -809,7 +809,7 @@
     <w:r>
       <w:tab/>
       <w:tab/>
-      <w:t>2026-04-14</w:t>
+      <w:t>2026-04-15</w:t>
       <w:br/>
       <w:br/>
     </w:r>

--- a/klagomål/A 52119-2025 FSC-klagomål.docx
+++ b/klagomål/A 52119-2025 FSC-klagomål.docx
@@ -809,7 +809,7 @@
     <w:r>
       <w:tab/>
       <w:tab/>
-      <w:t>2026-04-15</w:t>
+      <w:t>2026-04-16</w:t>
       <w:br/>
       <w:br/>
     </w:r>

--- a/klagomål/A 52119-2025 FSC-klagomål.docx
+++ b/klagomål/A 52119-2025 FSC-klagomål.docx
@@ -809,7 +809,7 @@
     <w:r>
       <w:tab/>
       <w:tab/>
-      <w:t>2026-04-16</w:t>
+      <w:t>2026-04-17</w:t>
       <w:br/>
       <w:br/>
     </w:r>

--- a/klagomål/A 52119-2025 FSC-klagomål.docx
+++ b/klagomål/A 52119-2025 FSC-klagomål.docx
@@ -809,7 +809,7 @@
     <w:r>
       <w:tab/>
       <w:tab/>
-      <w:t>2026-04-17</w:t>
+      <w:t>2026-04-18</w:t>
       <w:br/>
       <w:br/>
     </w:r>

--- a/klagomål/A 52119-2025 FSC-klagomål.docx
+++ b/klagomål/A 52119-2025 FSC-klagomål.docx
@@ -254,7 +254,25 @@
         <w:t>Bårdlav</w:t>
       </w:r>
       <w:r>
-        <w:t xml:space="preserve"> signalerar miljöer med höga naturvärden och på lokalerna finns vanligtvis många andra ovanliga och rödlistade arter. Den visar även på platser med hög och jämn luftfuktighet. Bårdlav är typisk art för </w:t>
+        <w:t xml:space="preserve"> signalerar miljöer med höga naturvärden och på lokalerna finns vanligtvis många andra ovanliga och rödlistade arter. Den visar även på platser med hög och jämn luftfuktighet. På bårdlav och andra njurlavar (Nephroma) kan de sällsynta parasiterna </w:t>
+      </w:r>
+      <w:r>
+        <w:rPr>
+          <w:i/>
+        </w:rPr>
+        <w:t xml:space="preserve">Protounguicularia nephromatis </w:t>
+      </w:r>
+      <w:r>
+        <w:t xml:space="preserve">(VU) och </w:t>
+      </w:r>
+      <w:r>
+        <w:rPr>
+          <w:i/>
+        </w:rPr>
+        <w:t xml:space="preserve">Tremella nephromatis </w:t>
+      </w:r>
+      <w:r>
+        <w:t xml:space="preserve">(DD) påträffas. Bårdlav är typisk art för </w:t>
       </w:r>
       <w:r>
         <w:rPr>
@@ -272,7 +290,7 @@
         <w:t xml:space="preserve"> 9190 Näringsfattig ekskog</w:t>
       </w:r>
       <w:r>
-        <w:t xml:space="preserve"> (SLU Artdatabanken, 2025; Nitare &amp; Skogsstyrelsen, 2019).</w:t>
+        <w:t xml:space="preserve"> (SLU Artdatabanken, 2026; Nitare &amp; Skogsstyrelsen, 2019).</w:t>
       </w:r>
     </w:p>
     <w:p>
@@ -361,7 +379,7 @@
         <w:t>Skrovellav (NT)</w:t>
       </w:r>
       <w:r>
-        <w:t xml:space="preserve"> växer på gamla lövträd och på klippor i gamla skogar med hög och jämn luftfuktighet. Slutavverkning av kontinuitetsskog utgör det största hotet och lavens fortsatta förekomst bör säkerställas genom att lokaler med äldre skog skyddas. I områden med mycket hög luftfuktighet kan man på bålen av skrovellav finna de sällsynta parasitsvamparna skrovellavsknapp (EN) och </w:t>
+        <w:t xml:space="preserve"> växer på gamla lövträd och på klippor i gamla skogar med hög och jämn luftfuktighet. Slutavverkning av kontinuitetsskog utgör det största hotet och lavens fortsatta förekomst bör säkerställas genom att lokaler med äldre skog skyddas. I områden med mycket hög luftfuktighet kan man på bålen av skrovellav finna de sällsynta parasitsvamparna skrovellavsknapp (EN), </w:t>
       </w:r>
       <w:r>
         <w:rPr>
@@ -370,7 +388,16 @@
         <w:t>Catillaria lobariicola</w:t>
       </w:r>
       <w:r>
-        <w:t xml:space="preserve"> (VU). Skrovellav är typisk art för </w:t>
+        <w:t xml:space="preserve"> (VU) och </w:t>
+      </w:r>
+      <w:r>
+        <w:rPr>
+          <w:i/>
+        </w:rPr>
+        <w:t>Merismatium lobariae</w:t>
+      </w:r>
+      <w:r>
+        <w:t xml:space="preserve"> (DD). Skrovellav är typisk art för </w:t>
       </w:r>
       <w:r>
         <w:rPr>
@@ -809,7 +836,7 @@
     <w:r>
       <w:tab/>
       <w:tab/>
-      <w:t>2026-04-18</w:t>
+      <w:t>2026-04-19</w:t>
       <w:br/>
       <w:br/>
     </w:r>

--- a/klagomål/A 52119-2025 FSC-klagomål.docx
+++ b/klagomål/A 52119-2025 FSC-klagomål.docx
@@ -836,7 +836,7 @@
     <w:r>
       <w:tab/>
       <w:tab/>
-      <w:t>2026-04-19</w:t>
+      <w:t>2026-04-20</w:t>
       <w:br/>
       <w:br/>
     </w:r>

--- a/klagomål/A 52119-2025 FSC-klagomål.docx
+++ b/klagomål/A 52119-2025 FSC-klagomål.docx
@@ -836,7 +836,7 @@
     <w:r>
       <w:tab/>
       <w:tab/>
-      <w:t>2026-04-20</w:t>
+      <w:t>2026-04-21</w:t>
       <w:br/>
       <w:br/>
     </w:r>

--- a/klagomål/A 52119-2025 FSC-klagomål.docx
+++ b/klagomål/A 52119-2025 FSC-klagomål.docx
@@ -836,7 +836,7 @@
     <w:r>
       <w:tab/>
       <w:tab/>
-      <w:t>2026-04-21</w:t>
+      <w:t>2026-04-22</w:t>
       <w:br/>
       <w:br/>
     </w:r>

--- a/klagomål/A 52119-2025 FSC-klagomål.docx
+++ b/klagomål/A 52119-2025 FSC-klagomål.docx
@@ -836,7 +836,7 @@
     <w:r>
       <w:tab/>
       <w:tab/>
-      <w:t>2026-04-22</w:t>
+      <w:t>2026-04-23</w:t>
       <w:br/>
       <w:br/>
     </w:r>

--- a/klagomål/A 52119-2025 FSC-klagomål.docx
+++ b/klagomål/A 52119-2025 FSC-klagomål.docx
@@ -836,7 +836,7 @@
     <w:r>
       <w:tab/>
       <w:tab/>
-      <w:t>2026-04-23</w:t>
+      <w:t>2026-04-24</w:t>
       <w:br/>
       <w:br/>
     </w:r>

--- a/klagomål/A 52119-2025 FSC-klagomål.docx
+++ b/klagomål/A 52119-2025 FSC-klagomål.docx
@@ -836,7 +836,7 @@
     <w:r>
       <w:tab/>
       <w:tab/>
-      <w:t>2026-04-24</w:t>
+      <w:t>2026-04-25</w:t>
       <w:br/>
       <w:br/>
     </w:r>

--- a/klagomål/A 52119-2025 FSC-klagomål.docx
+++ b/klagomål/A 52119-2025 FSC-klagomål.docx
@@ -836,7 +836,7 @@
     <w:r>
       <w:tab/>
       <w:tab/>
-      <w:t>2026-04-25</w:t>
+      <w:t>2026-04-26</w:t>
       <w:br/>
       <w:br/>
     </w:r>

--- a/klagomål/A 52119-2025 FSC-klagomål.docx
+++ b/klagomål/A 52119-2025 FSC-klagomål.docx
@@ -836,7 +836,7 @@
     <w:r>
       <w:tab/>
       <w:tab/>
-      <w:t>2026-04-26</w:t>
+      <w:t>2026-04-27</w:t>
       <w:br/>
       <w:br/>
     </w:r>

--- a/klagomål/A 52119-2025 FSC-klagomål.docx
+++ b/klagomål/A 52119-2025 FSC-klagomål.docx
@@ -836,7 +836,7 @@
     <w:r>
       <w:tab/>
       <w:tab/>
-      <w:t>2026-04-27</w:t>
+      <w:t>2026-04-28</w:t>
       <w:br/>
       <w:br/>
     </w:r>

--- a/klagomål/A 52119-2025 FSC-klagomål.docx
+++ b/klagomål/A 52119-2025 FSC-klagomål.docx
@@ -836,7 +836,7 @@
     <w:r>
       <w:tab/>
       <w:tab/>
-      <w:t>2026-04-28</w:t>
+      <w:t>2026-04-29</w:t>
       <w:br/>
       <w:br/>
     </w:r>

--- a/klagomål/A 52119-2025 FSC-klagomål.docx
+++ b/klagomål/A 52119-2025 FSC-klagomål.docx
@@ -836,7 +836,7 @@
     <w:r>
       <w:tab/>
       <w:tab/>
-      <w:t>2026-04-29</w:t>
+      <w:t>2026-04-30</w:t>
       <w:br/>
       <w:br/>
     </w:r>
